--- a/decision-making-module/13-prose/MarshallWace_IRC_prose.docx
+++ b/decision-making-module/13-prose/MarshallWace_IRC_prose.docx
@@ -55,7 +55,7 @@
           <w:i w:val="0"/>
           <w:sz w:val="20"/>
         </w:rPr>
-        <w:t>Word count: 299 (the six paragraphs below; header, figure captions, references and appendix excluded).</w:t>
+        <w:t>Word count: 300 (the six paragraphs below; header, figure captions, references and appendix excluded).</w:t>
       </w:r>
     </w:p>
     <w:p>
@@ -83,7 +83,7 @@
           <w:i w:val="0"/>
           <w:sz w:val="22"/>
         </w:rPr>
-        <w:t>IRC begins with the full set of options. I saw two: accept and lose my placement, degree and ACA, or decline. A third never occurred to me: asking Marshall Wace to hold the role for eight months. My option set was incomplete from the start.</w:t>
+        <w:t>IRC begins with the full set of options. I saw two: accept and lose my placement, degree and ACA, or decline. A third never occurred to me: asking them to hold the role eight months. My option set was incomplete from the start.</w:t>
       </w:r>
     </w:p>
     <w:p>
@@ -97,7 +97,7 @@
           <w:i w:val="0"/>
           <w:sz w:val="22"/>
         </w:rPr>
-        <w:t>My preferences were financial security, the ACA, worthwhile work, and a career not narrowed at twenty-one. Elster (2007) treats preferences as given, so wanting the money was not itself a failure. On these alone, declining was defensible.</w:t>
+        <w:t>My preferences were financial security, the ACA, worthwhile work, and a career kept open. Elster (2007) treats preferences as given, so wanting the money was not itself a failure. On these alone, declining was defensible.</w:t>
       </w:r>
     </w:p>
     <w:p>
@@ -165,7 +165,7 @@
           <w:i w:val="0"/>
           <w:sz w:val="22"/>
         </w:rPr>
-        <w:t>My expectations are where it falls apart. I believed the gap was £82,000 a year and the weeks ran to sixty hours. The hours were right; the gap was £37,898 after tax, National Insurance and student loan, wrong by £44,102. Worse, that figure argued for accepting, yet I declined. Elster (2007, p. 191) requires that an action follow from the beliefs justifying it.</w:t>
+        <w:t>My expectations are where it falls apart. I believed the gap was £82,000 and the weeks sixty hours. The hours were right; the gap was £37,898 after tax, National Insurance and student loan, wrong by £44,102. Worse, it argued for accepting, yet I declined. Elster (2007, p. 191) requires three things: an optimal action given the beliefs, beliefs best supported by the evidence, and evidence from optimal search.</w:t>
       </w:r>
     </w:p>
     <w:p>
@@ -179,7 +179,7 @@
           <w:i w:val="0"/>
           <w:sz w:val="22"/>
         </w:rPr>
-        <w:t>The evidence behind it was a headline figure, nothing more. Twenty minutes of arithmetic would have corrected it; I am training as an accountant. I never did it, because I had already settled on declining, a preference steering the search rather than evidence steering the belief.</w:t>
+        <w:t>The evidence behind it was a headline figure, nothing more. Twenty minutes of arithmetic would have corrected it; I am training as an accountant. I never did it, because I had already settled on declining, a preference steering the search.</w:t>
       </w:r>
     </w:p>
     <w:p>
@@ -193,7 +193,7 @@
           <w:i w:val="0"/>
           <w:sz w:val="22"/>
         </w:rPr>
-        <w:t>What moved me was £27,000 of tuition, spent either way. IRC has no box for it: it values actions only by what follows. Nor can it say how much search is enough (Hargreaves Heap et al., 1992, p. 15). Conlisk (1996, p. 687) shows why: pricing deliberation needs deliberation, “an infinite and seemingly intractable regress”. My preferences steered the search, the search misled the belief, and the action ignored it.</w:t>
+        <w:t>What moved me was £27,000 of tuition, spent either way. IRC has no box for it: it values actions only by what follows. Nor can it say how much search is enough (Hargreaves Heap et al., 1992, p. 15). Conlisk (1996, p. 687) shows why: pricing deliberation needs deliberation, “an infinite and seemingly intractable regress”. I failed all three in order: my search was not optimal, my belief outran the evidence, and my action ignored it.</w:t>
       </w:r>
     </w:p>
     <w:p>
